--- a/file-samples/syllabus/CSPC103-IKM-SYL-1stSemAY2026-2027.docx
+++ b/file-samples/syllabus/CSPC103-IKM-SYL-1stSemAY2026-2027.docx
@@ -1,6 +1,6 @@
 
 <file path=word/document.xml><?xml version="1.0" encoding="utf-8"?>
-<w:document xmlns:wpc="http://schemas.microsoft.com/office/word/2010/wordprocessingCanvas" xmlns:cx="http://schemas.microsoft.com/office/drawing/2014/chartex" xmlns:cx1="http://schemas.microsoft.com/office/drawing/2015/9/8/chartex" xmlns:cx2="http://schemas.microsoft.com/office/drawing/2015/10/21/chartex" xmlns:cx3="http://schemas.microsoft.com/office/drawing/2016/5/9/chartex" xmlns:cx4="http://schemas.microsoft.com/office/drawing/2016/5/10/chartex" xmlns:cx5="http://schemas.microsoft.com/office/drawing/2016/5/11/chartex" xmlns:cx6="http://schemas.microsoft.com/office/drawing/2016/5/12/chartex" xmlns:cx7="http://schemas.microsoft.com/office/drawing/2016/5/13/chartex" xmlns:cx8="http://schemas.microsoft.com/office/drawing/2016/5/14/chartex" xmlns:mc="http://schemas.openxmlformats.org/markup-compatibility/2006" xmlns:aink="http://schemas.microsoft.com/office/drawing/2016/ink" xmlns:am3d="http://schemas.microsoft.com/office/drawing/2017/model3d" xmlns:o="urn:schemas-microsoft-com:office:office" xmlns:r="http://schemas.openxmlformats.org/officeDocument/2006/relationships" xmlns:m="http://schemas.openxmlformats.org/officeDocument/2006/math" xmlns:v="urn:schemas-microsoft-com:vml" xmlns:wp14="http://schemas.microsoft.com/office/word/2010/wordprocessingDrawing" xmlns:wp="http://schemas.openxmlformats.org/drawingml/2006/wordprocessingDrawing" xmlns:w10="urn:schemas-microsoft-com:office:word" xmlns:w="http://schemas.openxmlformats.org/wordprocessingml/2006/main" xmlns:w14="http://schemas.microsoft.com/office/word/2010/wordml" xmlns:w15="http://schemas.microsoft.com/office/word/2012/wordml" xmlns:w16cex="http://schemas.microsoft.com/office/word/2018/wordml/cex" xmlns:w16cid="http://schemas.microsoft.com/office/word/2016/wordml/cid" xmlns:w16="http://schemas.microsoft.com/office/word/2018/wordml" xmlns:w16sdtdh="http://schemas.microsoft.com/office/word/2020/wordml/sdtdatahash" xmlns:w16se="http://schemas.microsoft.com/office/word/2015/wordml/symex" xmlns:wpg="http://schemas.microsoft.com/office/word/2010/wordprocessingGroup" xmlns:wpi="http://schemas.microsoft.com/office/word/2010/wordprocessingInk" xmlns:wne="http://schemas.microsoft.com/office/word/2006/wordml" xmlns:wps="http://schemas.microsoft.com/office/word/2010/wordprocessingShape" mc:Ignorable="w14 w15 w16se w16cid w16 w16cex w16sdtdh wp14">
+<w:document xmlns:wpc="http://schemas.microsoft.com/office/word/2010/wordprocessingCanvas" xmlns:cx="http://schemas.microsoft.com/office/drawing/2014/chartex" xmlns:cx1="http://schemas.microsoft.com/office/drawing/2015/9/8/chartex" xmlns:cx2="http://schemas.microsoft.com/office/drawing/2015/10/21/chartex" xmlns:cx3="http://schemas.microsoft.com/office/drawing/2016/5/9/chartex" xmlns:cx4="http://schemas.microsoft.com/office/drawing/2016/5/10/chartex" xmlns:cx5="http://schemas.microsoft.com/office/drawing/2016/5/11/chartex" xmlns:cx6="http://schemas.microsoft.com/office/drawing/2016/5/12/chartex" xmlns:cx7="http://schemas.microsoft.com/office/drawing/2016/5/13/chartex" xmlns:cx8="http://schemas.microsoft.com/office/drawing/2016/5/14/chartex" xmlns:mc="http://schemas.openxmlformats.org/markup-compatibility/2006" xmlns:aink="http://schemas.microsoft.com/office/drawing/2016/ink" xmlns:am3d="http://schemas.microsoft.com/office/drawing/2017/model3d" xmlns:o="urn:schemas-microsoft-com:office:office" xmlns:oel="http://schemas.microsoft.com/office/2019/extlst" xmlns:r="http://schemas.openxmlformats.org/officeDocument/2006/relationships" xmlns:m="http://schemas.openxmlformats.org/officeDocument/2006/math" xmlns:v="urn:schemas-microsoft-com:vml" xmlns:wp14="http://schemas.microsoft.com/office/word/2010/wordprocessingDrawing" xmlns:wp="http://schemas.openxmlformats.org/drawingml/2006/wordprocessingDrawing" xmlns:w10="urn:schemas-microsoft-com:office:word" xmlns:w="http://schemas.openxmlformats.org/wordprocessingml/2006/main" xmlns:w14="http://schemas.microsoft.com/office/word/2010/wordml" xmlns:w15="http://schemas.microsoft.com/office/word/2012/wordml" xmlns:w16cex="http://schemas.microsoft.com/office/word/2018/wordml/cex" xmlns:w16cid="http://schemas.microsoft.com/office/word/2016/wordml/cid" xmlns:w16="http://schemas.microsoft.com/office/word/2018/wordml" xmlns:w16sdtdh="http://schemas.microsoft.com/office/word/2020/wordml/sdtdatahash" xmlns:w16se="http://schemas.microsoft.com/office/word/2015/wordml/symex" xmlns:wpg="http://schemas.microsoft.com/office/word/2010/wordprocessingGroup" xmlns:wpi="http://schemas.microsoft.com/office/word/2010/wordprocessingInk" xmlns:wne="http://schemas.microsoft.com/office/word/2006/wordml" xmlns:wps="http://schemas.microsoft.com/office/word/2010/wordprocessingShape" mc:Ignorable="w14 w15 w16se w16cid w16 w16cex w16sdtdh wp14">
   <w:body>
     <w:p>
       <w:pPr>
@@ -377,14 +377,45 @@
                 <w:szCs w:val="20"/>
               </w:rPr>
             </w:pPr>
-            <w:r>
-              <w:rPr>
-                <w:rFonts w:ascii="Trebuchet MS" w:eastAsia="Trebuchet MS" w:hAnsi="Trebuchet MS" w:cs="Trebuchet MS"/>
-                <w:b/>
-                <w:sz w:val="20"/>
-                <w:szCs w:val="20"/>
-              </w:rPr>
-              <w:t xml:space="preserve">Floribeth P. Cuison </w:t>
+            <w:proofErr w:type="spellStart"/>
+            <w:r>
+              <w:rPr>
+                <w:rFonts w:ascii="Trebuchet MS" w:eastAsia="Trebuchet MS" w:hAnsi="Trebuchet MS" w:cs="Trebuchet MS"/>
+                <w:b/>
+                <w:sz w:val="20"/>
+                <w:szCs w:val="20"/>
+              </w:rPr>
+              <w:t>Floribeth</w:t>
+            </w:r>
+            <w:proofErr w:type="spellEnd"/>
+            <w:r>
+              <w:rPr>
+                <w:rFonts w:ascii="Trebuchet MS" w:eastAsia="Trebuchet MS" w:hAnsi="Trebuchet MS" w:cs="Trebuchet MS"/>
+                <w:b/>
+                <w:sz w:val="20"/>
+                <w:szCs w:val="20"/>
+              </w:rPr>
+              <w:t xml:space="preserve"> P. </w:t>
+            </w:r>
+            <w:proofErr w:type="spellStart"/>
+            <w:r>
+              <w:rPr>
+                <w:rFonts w:ascii="Trebuchet MS" w:eastAsia="Trebuchet MS" w:hAnsi="Trebuchet MS" w:cs="Trebuchet MS"/>
+                <w:b/>
+                <w:sz w:val="20"/>
+                <w:szCs w:val="20"/>
+              </w:rPr>
+              <w:t>Cuison</w:t>
+            </w:r>
+            <w:proofErr w:type="spellEnd"/>
+            <w:r>
+              <w:rPr>
+                <w:rFonts w:ascii="Trebuchet MS" w:eastAsia="Trebuchet MS" w:hAnsi="Trebuchet MS" w:cs="Trebuchet MS"/>
+                <w:b/>
+                <w:sz w:val="20"/>
+                <w:szCs w:val="20"/>
+              </w:rPr>
+              <w:t xml:space="preserve"> </w:t>
             </w:r>
           </w:p>
         </w:tc>
@@ -5106,13 +5137,23 @@
                 <w:szCs w:val="20"/>
               </w:rPr>
             </w:pPr>
-            <w:r>
-              <w:rPr>
-                <w:rFonts w:ascii="Trebuchet MS" w:hAnsi="Trebuchet MS" w:cs="Arial"/>
-                <w:sz w:val="20"/>
-                <w:szCs w:val="20"/>
-              </w:rPr>
-              <w:t>Datawarehousing, Data Mining and OLAP Decision Support Systems</w:t>
+            <w:proofErr w:type="spellStart"/>
+            <w:r>
+              <w:rPr>
+                <w:rFonts w:ascii="Trebuchet MS" w:hAnsi="Trebuchet MS" w:cs="Arial"/>
+                <w:sz w:val="20"/>
+                <w:szCs w:val="20"/>
+              </w:rPr>
+              <w:t>Datawarehousing</w:t>
+            </w:r>
+            <w:proofErr w:type="spellEnd"/>
+            <w:r>
+              <w:rPr>
+                <w:rFonts w:ascii="Trebuchet MS" w:hAnsi="Trebuchet MS" w:cs="Arial"/>
+                <w:sz w:val="20"/>
+                <w:szCs w:val="20"/>
+              </w:rPr>
+              <w:t>, Data Mining and OLAP Decision Support Systems</w:t>
             </w:r>
           </w:p>
           <w:p>
@@ -7244,13 +7285,23 @@
                 <w:szCs w:val="20"/>
               </w:rPr>
             </w:pPr>
-            <w:r>
-              <w:rPr>
-                <w:rFonts w:ascii="Trebuchet MS" w:eastAsia="Trebuchet MS" w:hAnsi="Trebuchet MS" w:cs="Trebuchet MS"/>
-                <w:sz w:val="20"/>
-                <w:szCs w:val="20"/>
-              </w:rPr>
-              <w:t xml:space="preserve">Dalkir, K. (2017). Knowledge </w:t>
+            <w:proofErr w:type="spellStart"/>
+            <w:r>
+              <w:rPr>
+                <w:rFonts w:ascii="Trebuchet MS" w:eastAsia="Trebuchet MS" w:hAnsi="Trebuchet MS" w:cs="Trebuchet MS"/>
+                <w:sz w:val="20"/>
+                <w:szCs w:val="20"/>
+              </w:rPr>
+              <w:t>Dalkir</w:t>
+            </w:r>
+            <w:proofErr w:type="spellEnd"/>
+            <w:r>
+              <w:rPr>
+                <w:rFonts w:ascii="Trebuchet MS" w:eastAsia="Trebuchet MS" w:hAnsi="Trebuchet MS" w:cs="Trebuchet MS"/>
+                <w:sz w:val="20"/>
+                <w:szCs w:val="20"/>
+              </w:rPr>
+              <w:t xml:space="preserve">, K. (2017). Knowledge </w:t>
             </w:r>
             <w:r>
               <w:rPr>
@@ -7477,7 +7528,25 @@
                 <w:sz w:val="20"/>
                 <w:szCs w:val="20"/>
               </w:rPr>
-              <w:t>Compare and contrast major KM models (e.g., SECI Model, Knowledge Spiral, Wiig, Zack, Bukowitz &amp; Williams) and evaluate their relevance in different organizational settings.</w:t>
+              <w:t xml:space="preserve">Compare and contrast major KM models (e.g., SECI Model, Knowledge Spiral, Wiig, Zack, </w:t>
+            </w:r>
+            <w:proofErr w:type="spellStart"/>
+            <w:r>
+              <w:rPr>
+                <w:rFonts w:ascii="Trebuchet MS" w:eastAsia="Trebuchet MS" w:hAnsi="Trebuchet MS" w:cs="Trebuchet MS"/>
+                <w:sz w:val="20"/>
+                <w:szCs w:val="20"/>
+              </w:rPr>
+              <w:t>Bukowitz</w:t>
+            </w:r>
+            <w:proofErr w:type="spellEnd"/>
+            <w:r>
+              <w:rPr>
+                <w:rFonts w:ascii="Trebuchet MS" w:eastAsia="Trebuchet MS" w:hAnsi="Trebuchet MS" w:cs="Trebuchet MS"/>
+                <w:sz w:val="20"/>
+                <w:szCs w:val="20"/>
+              </w:rPr>
+              <w:t xml:space="preserve"> &amp; Williams) and evaluate their relevance in different organizational settings.</w:t>
             </w:r>
           </w:p>
           <w:p>
@@ -8240,13 +8309,23 @@
                 <w:szCs w:val="20"/>
               </w:rPr>
             </w:pPr>
-            <w:r>
-              <w:rPr>
-                <w:rFonts w:ascii="Trebuchet MS" w:eastAsia="Trebuchet MS" w:hAnsi="Trebuchet MS" w:cs="Trebuchet MS"/>
-                <w:sz w:val="20"/>
-                <w:szCs w:val="20"/>
-              </w:rPr>
-              <w:t xml:space="preserve">Dalkir, K. (2017). Knowledge management in theory and </w:t>
+            <w:proofErr w:type="spellStart"/>
+            <w:r>
+              <w:rPr>
+                <w:rFonts w:ascii="Trebuchet MS" w:eastAsia="Trebuchet MS" w:hAnsi="Trebuchet MS" w:cs="Trebuchet MS"/>
+                <w:sz w:val="20"/>
+                <w:szCs w:val="20"/>
+              </w:rPr>
+              <w:t>Dalkir</w:t>
+            </w:r>
+            <w:proofErr w:type="spellEnd"/>
+            <w:r>
+              <w:rPr>
+                <w:rFonts w:ascii="Trebuchet MS" w:eastAsia="Trebuchet MS" w:hAnsi="Trebuchet MS" w:cs="Trebuchet MS"/>
+                <w:sz w:val="20"/>
+                <w:szCs w:val="20"/>
+              </w:rPr>
+              <w:t xml:space="preserve">, K. (2017). Knowledge management in theory and </w:t>
             </w:r>
             <w:r>
               <w:rPr>
@@ -8655,13 +8734,23 @@
                 <w:szCs w:val="20"/>
               </w:rPr>
             </w:pPr>
-            <w:r>
-              <w:rPr>
-                <w:rFonts w:ascii="Trebuchet MS" w:eastAsia="Trebuchet MS" w:hAnsi="Trebuchet MS" w:cs="Trebuchet MS"/>
-                <w:sz w:val="20"/>
-                <w:szCs w:val="20"/>
-              </w:rPr>
-              <w:t>Datawarehousing, Data Mining and OLAP Decision Support Systems</w:t>
+            <w:proofErr w:type="spellStart"/>
+            <w:r>
+              <w:rPr>
+                <w:rFonts w:ascii="Trebuchet MS" w:eastAsia="Trebuchet MS" w:hAnsi="Trebuchet MS" w:cs="Trebuchet MS"/>
+                <w:sz w:val="20"/>
+                <w:szCs w:val="20"/>
+              </w:rPr>
+              <w:t>Datawarehousing</w:t>
+            </w:r>
+            <w:proofErr w:type="spellEnd"/>
+            <w:r>
+              <w:rPr>
+                <w:rFonts w:ascii="Trebuchet MS" w:eastAsia="Trebuchet MS" w:hAnsi="Trebuchet MS" w:cs="Trebuchet MS"/>
+                <w:sz w:val="20"/>
+                <w:szCs w:val="20"/>
+              </w:rPr>
+              <w:t>, Data Mining and OLAP Decision Support Systems</w:t>
             </w:r>
           </w:p>
           <w:p>
@@ -9282,13 +9371,23 @@
                 <w:szCs w:val="20"/>
               </w:rPr>
             </w:pPr>
+            <w:proofErr w:type="spellStart"/>
             <w:r>
               <w:rPr>
                 <w:rFonts w:ascii="Trebuchet MS" w:eastAsia="Arial" w:hAnsi="Trebuchet MS" w:cs="Arial"/>
                 <w:sz w:val="20"/>
                 <w:szCs w:val="20"/>
               </w:rPr>
-              <w:t>Dalkir, K. (2017).</w:t>
+              <w:t>Dalkir</w:t>
+            </w:r>
+            <w:proofErr w:type="spellEnd"/>
+            <w:r>
+              <w:rPr>
+                <w:rFonts w:ascii="Trebuchet MS" w:eastAsia="Arial" w:hAnsi="Trebuchet MS" w:cs="Arial"/>
+                <w:sz w:val="20"/>
+                <w:szCs w:val="20"/>
+              </w:rPr>
+              <w:t>, K. (2017).</w:t>
             </w:r>
             <w:r>
               <w:rPr>
@@ -10158,13 +10257,23 @@
                 <w:szCs w:val="20"/>
               </w:rPr>
             </w:pPr>
+            <w:proofErr w:type="spellStart"/>
             <w:r>
               <w:rPr>
                 <w:rFonts w:ascii="Trebuchet MS" w:eastAsia="Arial" w:hAnsi="Trebuchet MS" w:cs="Arial"/>
                 <w:sz w:val="20"/>
                 <w:szCs w:val="20"/>
               </w:rPr>
-              <w:t>Dalkir, K. (2017).</w:t>
+              <w:t>Dalkir</w:t>
+            </w:r>
+            <w:proofErr w:type="spellEnd"/>
+            <w:r>
+              <w:rPr>
+                <w:rFonts w:ascii="Trebuchet MS" w:eastAsia="Arial" w:hAnsi="Trebuchet MS" w:cs="Arial"/>
+                <w:sz w:val="20"/>
+                <w:szCs w:val="20"/>
+              </w:rPr>
+              <w:t>, K. (2017).</w:t>
             </w:r>
             <w:r>
               <w:rPr>
@@ -13042,13 +13151,41 @@
           <w:szCs w:val="20"/>
         </w:rPr>
       </w:pPr>
+      <w:proofErr w:type="spellStart"/>
       <w:r>
         <w:rPr>
           <w:rFonts w:ascii="Trebuchet MS" w:eastAsia="Trebuchet MS" w:hAnsi="Trebuchet MS" w:cs="Trebuchet MS"/>
           <w:sz w:val="20"/>
           <w:szCs w:val="20"/>
         </w:rPr>
-        <w:t>Bolisani, E., &amp; Bratianu, C. (2017). Emergent knowledge strategies: Strategic thinking in knowledge management (Vol. 4). Springer.</w:t>
+        <w:t>Bolisani</w:t>
+      </w:r>
+      <w:proofErr w:type="spellEnd"/>
+      <w:r>
+        <w:rPr>
+          <w:rFonts w:ascii="Trebuchet MS" w:eastAsia="Trebuchet MS" w:hAnsi="Trebuchet MS" w:cs="Trebuchet MS"/>
+          <w:sz w:val="20"/>
+          <w:szCs w:val="20"/>
+        </w:rPr>
+        <w:t xml:space="preserve">, E., &amp; </w:t>
+      </w:r>
+      <w:proofErr w:type="spellStart"/>
+      <w:r>
+        <w:rPr>
+          <w:rFonts w:ascii="Trebuchet MS" w:eastAsia="Trebuchet MS" w:hAnsi="Trebuchet MS" w:cs="Trebuchet MS"/>
+          <w:sz w:val="20"/>
+          <w:szCs w:val="20"/>
+        </w:rPr>
+        <w:t>Bratianu</w:t>
+      </w:r>
+      <w:proofErr w:type="spellEnd"/>
+      <w:r>
+        <w:rPr>
+          <w:rFonts w:ascii="Trebuchet MS" w:eastAsia="Trebuchet MS" w:hAnsi="Trebuchet MS" w:cs="Trebuchet MS"/>
+          <w:sz w:val="20"/>
+          <w:szCs w:val="20"/>
+        </w:rPr>
+        <w:t>, C. (2017). Emergent knowledge strategies: Strategic thinking in knowledge management (Vol. 4). Springer.</w:t>
       </w:r>
     </w:p>
     <w:p>
@@ -13062,13 +13199,23 @@
           <w:szCs w:val="20"/>
         </w:rPr>
       </w:pPr>
+      <w:proofErr w:type="spellStart"/>
       <w:r>
         <w:rPr>
           <w:rFonts w:ascii="Trebuchet MS" w:eastAsia="Trebuchet MS" w:hAnsi="Trebuchet MS" w:cs="Trebuchet MS"/>
           <w:sz w:val="20"/>
           <w:szCs w:val="20"/>
         </w:rPr>
-        <w:t>Dalkir, K. (2017). Knowledge management in theory and practice. MIT press.</w:t>
+        <w:t>Dalkir</w:t>
+      </w:r>
+      <w:proofErr w:type="spellEnd"/>
+      <w:r>
+        <w:rPr>
+          <w:rFonts w:ascii="Trebuchet MS" w:eastAsia="Trebuchet MS" w:hAnsi="Trebuchet MS" w:cs="Trebuchet MS"/>
+          <w:sz w:val="20"/>
+          <w:szCs w:val="20"/>
+        </w:rPr>
+        <w:t>, K. (2017). Knowledge management in theory and practice. MIT press.</w:t>
       </w:r>
     </w:p>
     <w:p>
@@ -13108,7 +13255,25 @@
           <w:sz w:val="20"/>
           <w:szCs w:val="20"/>
         </w:rPr>
-        <w:t>North, K., &amp; Kumta, G. (2018). Knowledge management: Value creation through organizational learning. Springer.</w:t>
+        <w:t xml:space="preserve">North, K., &amp; </w:t>
+      </w:r>
+      <w:proofErr w:type="spellStart"/>
+      <w:r>
+        <w:rPr>
+          <w:rFonts w:ascii="Trebuchet MS" w:eastAsia="Trebuchet MS" w:hAnsi="Trebuchet MS" w:cs="Trebuchet MS"/>
+          <w:sz w:val="20"/>
+          <w:szCs w:val="20"/>
+        </w:rPr>
+        <w:t>Kumta</w:t>
+      </w:r>
+      <w:proofErr w:type="spellEnd"/>
+      <w:r>
+        <w:rPr>
+          <w:rFonts w:ascii="Trebuchet MS" w:eastAsia="Trebuchet MS" w:hAnsi="Trebuchet MS" w:cs="Trebuchet MS"/>
+          <w:sz w:val="20"/>
+          <w:szCs w:val="20"/>
+        </w:rPr>
+        <w:t>, G. (2018). Knowledge management: Value creation through organizational learning. Springer.</w:t>
       </w:r>
     </w:p>
     <w:p>
@@ -13142,13 +13307,23 @@
           <w:szCs w:val="20"/>
         </w:rPr>
       </w:pPr>
+      <w:proofErr w:type="spellStart"/>
       <w:r>
         <w:rPr>
           <w:rFonts w:ascii="Trebuchet MS" w:eastAsia="Trebuchet MS" w:hAnsi="Trebuchet MS" w:cs="Trebuchet MS"/>
           <w:sz w:val="20"/>
           <w:szCs w:val="20"/>
         </w:rPr>
-        <w:t>Uriarte Jr., F. (2008). Introduction to Knowledge Management. ASEAN Foundation.</w:t>
+        <w:t>Uriarte</w:t>
+      </w:r>
+      <w:proofErr w:type="spellEnd"/>
+      <w:r>
+        <w:rPr>
+          <w:rFonts w:ascii="Trebuchet MS" w:eastAsia="Trebuchet MS" w:hAnsi="Trebuchet MS" w:cs="Trebuchet MS"/>
+          <w:sz w:val="20"/>
+          <w:szCs w:val="20"/>
+        </w:rPr>
+        <w:t xml:space="preserve"> Jr., F. (2008). Introduction to Knowledge Management. ASEAN Foundation.</w:t>
       </w:r>
     </w:p>
     <w:p>
@@ -13628,7 +13803,7 @@
 </file>
 
 <file path=word/endnotes.xml><?xml version="1.0" encoding="utf-8"?>
-<w:endnotes xmlns:wpc="http://schemas.microsoft.com/office/word/2010/wordprocessingCanvas" xmlns:cx="http://schemas.microsoft.com/office/drawing/2014/chartex" xmlns:cx1="http://schemas.microsoft.com/office/drawing/2015/9/8/chartex" xmlns:cx2="http://schemas.microsoft.com/office/drawing/2015/10/21/chartex" xmlns:cx3="http://schemas.microsoft.com/office/drawing/2016/5/9/chartex" xmlns:cx4="http://schemas.microsoft.com/office/drawing/2016/5/10/chartex" xmlns:cx5="http://schemas.microsoft.com/office/drawing/2016/5/11/chartex" xmlns:cx6="http://schemas.microsoft.com/office/drawing/2016/5/12/chartex" xmlns:cx7="http://schemas.microsoft.com/office/drawing/2016/5/13/chartex" xmlns:cx8="http://schemas.microsoft.com/office/drawing/2016/5/14/chartex" xmlns:mc="http://schemas.openxmlformats.org/markup-compatibility/2006" xmlns:aink="http://schemas.microsoft.com/office/drawing/2016/ink" xmlns:am3d="http://schemas.microsoft.com/office/drawing/2017/model3d" xmlns:o="urn:schemas-microsoft-com:office:office" xmlns:r="http://schemas.openxmlformats.org/officeDocument/2006/relationships" xmlns:m="http://schemas.openxmlformats.org/officeDocument/2006/math" xmlns:v="urn:schemas-microsoft-com:vml" xmlns:wp14="http://schemas.microsoft.com/office/word/2010/wordprocessingDrawing" xmlns:wp="http://schemas.openxmlformats.org/drawingml/2006/wordprocessingDrawing" xmlns:w10="urn:schemas-microsoft-com:office:word" xmlns:w="http://schemas.openxmlformats.org/wordprocessingml/2006/main" xmlns:w14="http://schemas.microsoft.com/office/word/2010/wordml" xmlns:w15="http://schemas.microsoft.com/office/word/2012/wordml" xmlns:w16cex="http://schemas.microsoft.com/office/word/2018/wordml/cex" xmlns:w16cid="http://schemas.microsoft.com/office/word/2016/wordml/cid" xmlns:w16="http://schemas.microsoft.com/office/word/2018/wordml" xmlns:w16sdtdh="http://schemas.microsoft.com/office/word/2020/wordml/sdtdatahash" xmlns:w16se="http://schemas.microsoft.com/office/word/2015/wordml/symex" xmlns:wpg="http://schemas.microsoft.com/office/word/2010/wordprocessingGroup" xmlns:wpi="http://schemas.microsoft.com/office/word/2010/wordprocessingInk" xmlns:wne="http://schemas.microsoft.com/office/word/2006/wordml" xmlns:wps="http://schemas.microsoft.com/office/word/2010/wordprocessingShape" mc:Ignorable="w14 w15 w16se w16cid w16 w16cex w16sdtdh wp14">
+<w:endnotes xmlns:wpc="http://schemas.microsoft.com/office/word/2010/wordprocessingCanvas" xmlns:cx="http://schemas.microsoft.com/office/drawing/2014/chartex" xmlns:cx1="http://schemas.microsoft.com/office/drawing/2015/9/8/chartex" xmlns:cx2="http://schemas.microsoft.com/office/drawing/2015/10/21/chartex" xmlns:cx3="http://schemas.microsoft.com/office/drawing/2016/5/9/chartex" xmlns:cx4="http://schemas.microsoft.com/office/drawing/2016/5/10/chartex" xmlns:cx5="http://schemas.microsoft.com/office/drawing/2016/5/11/chartex" xmlns:cx6="http://schemas.microsoft.com/office/drawing/2016/5/12/chartex" xmlns:cx7="http://schemas.microsoft.com/office/drawing/2016/5/13/chartex" xmlns:cx8="http://schemas.microsoft.com/office/drawing/2016/5/14/chartex" xmlns:mc="http://schemas.openxmlformats.org/markup-compatibility/2006" xmlns:aink="http://schemas.microsoft.com/office/drawing/2016/ink" xmlns:am3d="http://schemas.microsoft.com/office/drawing/2017/model3d" xmlns:o="urn:schemas-microsoft-com:office:office" xmlns:oel="http://schemas.microsoft.com/office/2019/extlst" xmlns:r="http://schemas.openxmlformats.org/officeDocument/2006/relationships" xmlns:m="http://schemas.openxmlformats.org/officeDocument/2006/math" xmlns:v="urn:schemas-microsoft-com:vml" xmlns:wp14="http://schemas.microsoft.com/office/word/2010/wordprocessingDrawing" xmlns:wp="http://schemas.openxmlformats.org/drawingml/2006/wordprocessingDrawing" xmlns:w10="urn:schemas-microsoft-com:office:word" xmlns:w="http://schemas.openxmlformats.org/wordprocessingml/2006/main" xmlns:w14="http://schemas.microsoft.com/office/word/2010/wordml" xmlns:w15="http://schemas.microsoft.com/office/word/2012/wordml" xmlns:w16cex="http://schemas.microsoft.com/office/word/2018/wordml/cex" xmlns:w16cid="http://schemas.microsoft.com/office/word/2016/wordml/cid" xmlns:w16="http://schemas.microsoft.com/office/word/2018/wordml" xmlns:w16sdtdh="http://schemas.microsoft.com/office/word/2020/wordml/sdtdatahash" xmlns:w16se="http://schemas.microsoft.com/office/word/2015/wordml/symex" xmlns:wpg="http://schemas.microsoft.com/office/word/2010/wordprocessingGroup" xmlns:wpi="http://schemas.microsoft.com/office/word/2010/wordprocessingInk" xmlns:wne="http://schemas.microsoft.com/office/word/2006/wordml" xmlns:wps="http://schemas.microsoft.com/office/word/2010/wordprocessingShape" mc:Ignorable="w14 w15 w16se w16cid w16 w16cex w16sdtdh wp14">
   <w:endnote w:type="separator" w:id="-1">
     <w:p>
       <w:pPr>
@@ -13653,7 +13828,7 @@
 </file>
 
 <file path=word/footer1.xml><?xml version="1.0" encoding="utf-8"?>
-<w:ftr xmlns:wpc="http://schemas.microsoft.com/office/word/2010/wordprocessingCanvas" xmlns:cx="http://schemas.microsoft.com/office/drawing/2014/chartex" xmlns:cx1="http://schemas.microsoft.com/office/drawing/2015/9/8/chartex" xmlns:cx2="http://schemas.microsoft.com/office/drawing/2015/10/21/chartex" xmlns:cx3="http://schemas.microsoft.com/office/drawing/2016/5/9/chartex" xmlns:cx4="http://schemas.microsoft.com/office/drawing/2016/5/10/chartex" xmlns:cx5="http://schemas.microsoft.com/office/drawing/2016/5/11/chartex" xmlns:cx6="http://schemas.microsoft.com/office/drawing/2016/5/12/chartex" xmlns:cx7="http://schemas.microsoft.com/office/drawing/2016/5/13/chartex" xmlns:cx8="http://schemas.microsoft.com/office/drawing/2016/5/14/chartex" xmlns:mc="http://schemas.openxmlformats.org/markup-compatibility/2006" xmlns:aink="http://schemas.microsoft.com/office/drawing/2016/ink" xmlns:am3d="http://schemas.microsoft.com/office/drawing/2017/model3d" xmlns:o="urn:schemas-microsoft-com:office:office" xmlns:r="http://schemas.openxmlformats.org/officeDocument/2006/relationships" xmlns:m="http://schemas.openxmlformats.org/officeDocument/2006/math" xmlns:v="urn:schemas-microsoft-com:vml" xmlns:wp14="http://schemas.microsoft.com/office/word/2010/wordprocessingDrawing" xmlns:wp="http://schemas.openxmlformats.org/drawingml/2006/wordprocessingDrawing" xmlns:w10="urn:schemas-microsoft-com:office:word" xmlns:w="http://schemas.openxmlformats.org/wordprocessingml/2006/main" xmlns:w14="http://schemas.microsoft.com/office/word/2010/wordml" xmlns:w15="http://schemas.microsoft.com/office/word/2012/wordml" xmlns:w16cex="http://schemas.microsoft.com/office/word/2018/wordml/cex" xmlns:w16cid="http://schemas.microsoft.com/office/word/2016/wordml/cid" xmlns:w16="http://schemas.microsoft.com/office/word/2018/wordml" xmlns:w16sdtdh="http://schemas.microsoft.com/office/word/2020/wordml/sdtdatahash" xmlns:w16se="http://schemas.microsoft.com/office/word/2015/wordml/symex" xmlns:wpg="http://schemas.microsoft.com/office/word/2010/wordprocessingGroup" xmlns:wpi="http://schemas.microsoft.com/office/word/2010/wordprocessingInk" xmlns:wne="http://schemas.microsoft.com/office/word/2006/wordml" xmlns:wps="http://schemas.microsoft.com/office/word/2010/wordprocessingShape" mc:Ignorable="w14 w15 w16se w16cid w16 w16cex w16sdtdh wp14">
+<w:ftr xmlns:wpc="http://schemas.microsoft.com/office/word/2010/wordprocessingCanvas" xmlns:cx="http://schemas.microsoft.com/office/drawing/2014/chartex" xmlns:cx1="http://schemas.microsoft.com/office/drawing/2015/9/8/chartex" xmlns:cx2="http://schemas.microsoft.com/office/drawing/2015/10/21/chartex" xmlns:cx3="http://schemas.microsoft.com/office/drawing/2016/5/9/chartex" xmlns:cx4="http://schemas.microsoft.com/office/drawing/2016/5/10/chartex" xmlns:cx5="http://schemas.microsoft.com/office/drawing/2016/5/11/chartex" xmlns:cx6="http://schemas.microsoft.com/office/drawing/2016/5/12/chartex" xmlns:cx7="http://schemas.microsoft.com/office/drawing/2016/5/13/chartex" xmlns:cx8="http://schemas.microsoft.com/office/drawing/2016/5/14/chartex" xmlns:mc="http://schemas.openxmlformats.org/markup-compatibility/2006" xmlns:aink="http://schemas.microsoft.com/office/drawing/2016/ink" xmlns:am3d="http://schemas.microsoft.com/office/drawing/2017/model3d" xmlns:o="urn:schemas-microsoft-com:office:office" xmlns:oel="http://schemas.microsoft.com/office/2019/extlst" xmlns:r="http://schemas.openxmlformats.org/officeDocument/2006/relationships" xmlns:m="http://schemas.openxmlformats.org/officeDocument/2006/math" xmlns:v="urn:schemas-microsoft-com:vml" xmlns:wp14="http://schemas.microsoft.com/office/word/2010/wordprocessingDrawing" xmlns:wp="http://schemas.openxmlformats.org/drawingml/2006/wordprocessingDrawing" xmlns:w10="urn:schemas-microsoft-com:office:word" xmlns:w="http://schemas.openxmlformats.org/wordprocessingml/2006/main" xmlns:w14="http://schemas.microsoft.com/office/word/2010/wordml" xmlns:w15="http://schemas.microsoft.com/office/word/2012/wordml" xmlns:w16cex="http://schemas.microsoft.com/office/word/2018/wordml/cex" xmlns:w16cid="http://schemas.microsoft.com/office/word/2016/wordml/cid" xmlns:w16="http://schemas.microsoft.com/office/word/2018/wordml" xmlns:w16sdtdh="http://schemas.microsoft.com/office/word/2020/wordml/sdtdatahash" xmlns:w16se="http://schemas.microsoft.com/office/word/2015/wordml/symex" xmlns:wpg="http://schemas.microsoft.com/office/word/2010/wordprocessingGroup" xmlns:wpi="http://schemas.microsoft.com/office/word/2010/wordprocessingInk" xmlns:wne="http://schemas.microsoft.com/office/word/2006/wordml" xmlns:wps="http://schemas.microsoft.com/office/word/2010/wordprocessingShape" mc:Ignorable="w14 w15 w16se w16cid w16 w16cex w16sdtdh wp14">
   <w:p>
     <w:pPr>
       <w:pBdr>
@@ -13677,7 +13852,7 @@
 </file>
 
 <file path=word/footer2.xml><?xml version="1.0" encoding="utf-8"?>
-<w:ftr xmlns:wpc="http://schemas.microsoft.com/office/word/2010/wordprocessingCanvas" xmlns:cx="http://schemas.microsoft.com/office/drawing/2014/chartex" xmlns:cx1="http://schemas.microsoft.com/office/drawing/2015/9/8/chartex" xmlns:cx2="http://schemas.microsoft.com/office/drawing/2015/10/21/chartex" xmlns:cx3="http://schemas.microsoft.com/office/drawing/2016/5/9/chartex" xmlns:cx4="http://schemas.microsoft.com/office/drawing/2016/5/10/chartex" xmlns:cx5="http://schemas.microsoft.com/office/drawing/2016/5/11/chartex" xmlns:cx6="http://schemas.microsoft.com/office/drawing/2016/5/12/chartex" xmlns:cx7="http://schemas.microsoft.com/office/drawing/2016/5/13/chartex" xmlns:cx8="http://schemas.microsoft.com/office/drawing/2016/5/14/chartex" xmlns:mc="http://schemas.openxmlformats.org/markup-compatibility/2006" xmlns:aink="http://schemas.microsoft.com/office/drawing/2016/ink" xmlns:am3d="http://schemas.microsoft.com/office/drawing/2017/model3d" xmlns:o="urn:schemas-microsoft-com:office:office" xmlns:r="http://schemas.openxmlformats.org/officeDocument/2006/relationships" xmlns:m="http://schemas.openxmlformats.org/officeDocument/2006/math" xmlns:v="urn:schemas-microsoft-com:vml" xmlns:wp14="http://schemas.microsoft.com/office/word/2010/wordprocessingDrawing" xmlns:wp="http://schemas.openxmlformats.org/drawingml/2006/wordprocessingDrawing" xmlns:w10="urn:schemas-microsoft-com:office:word" xmlns:w="http://schemas.openxmlformats.org/wordprocessingml/2006/main" xmlns:w14="http://schemas.microsoft.com/office/word/2010/wordml" xmlns:w15="http://schemas.microsoft.com/office/word/2012/wordml" xmlns:w16cex="http://schemas.microsoft.com/office/word/2018/wordml/cex" xmlns:w16cid="http://schemas.microsoft.com/office/word/2016/wordml/cid" xmlns:w16="http://schemas.microsoft.com/office/word/2018/wordml" xmlns:w16sdtdh="http://schemas.microsoft.com/office/word/2020/wordml/sdtdatahash" xmlns:w16se="http://schemas.microsoft.com/office/word/2015/wordml/symex" xmlns:wpg="http://schemas.microsoft.com/office/word/2010/wordprocessingGroup" xmlns:wpi="http://schemas.microsoft.com/office/word/2010/wordprocessingInk" xmlns:wne="http://schemas.microsoft.com/office/word/2006/wordml" xmlns:wps="http://schemas.microsoft.com/office/word/2010/wordprocessingShape" mc:Ignorable="w14 w15 w16se w16cid w16 w16cex w16sdtdh wp14">
+<w:ftr xmlns:wpc="http://schemas.microsoft.com/office/word/2010/wordprocessingCanvas" xmlns:cx="http://schemas.microsoft.com/office/drawing/2014/chartex" xmlns:cx1="http://schemas.microsoft.com/office/drawing/2015/9/8/chartex" xmlns:cx2="http://schemas.microsoft.com/office/drawing/2015/10/21/chartex" xmlns:cx3="http://schemas.microsoft.com/office/drawing/2016/5/9/chartex" xmlns:cx4="http://schemas.microsoft.com/office/drawing/2016/5/10/chartex" xmlns:cx5="http://schemas.microsoft.com/office/drawing/2016/5/11/chartex" xmlns:cx6="http://schemas.microsoft.com/office/drawing/2016/5/12/chartex" xmlns:cx7="http://schemas.microsoft.com/office/drawing/2016/5/13/chartex" xmlns:cx8="http://schemas.microsoft.com/office/drawing/2016/5/14/chartex" xmlns:mc="http://schemas.openxmlformats.org/markup-compatibility/2006" xmlns:aink="http://schemas.microsoft.com/office/drawing/2016/ink" xmlns:am3d="http://schemas.microsoft.com/office/drawing/2017/model3d" xmlns:o="urn:schemas-microsoft-com:office:office" xmlns:oel="http://schemas.microsoft.com/office/2019/extlst" xmlns:r="http://schemas.openxmlformats.org/officeDocument/2006/relationships" xmlns:m="http://schemas.openxmlformats.org/officeDocument/2006/math" xmlns:v="urn:schemas-microsoft-com:vml" xmlns:wp14="http://schemas.microsoft.com/office/word/2010/wordprocessingDrawing" xmlns:wp="http://schemas.openxmlformats.org/drawingml/2006/wordprocessingDrawing" xmlns:w10="urn:schemas-microsoft-com:office:word" xmlns:w="http://schemas.openxmlformats.org/wordprocessingml/2006/main" xmlns:w14="http://schemas.microsoft.com/office/word/2010/wordml" xmlns:w15="http://schemas.microsoft.com/office/word/2012/wordml" xmlns:w16cex="http://schemas.microsoft.com/office/word/2018/wordml/cex" xmlns:w16cid="http://schemas.microsoft.com/office/word/2016/wordml/cid" xmlns:w16="http://schemas.microsoft.com/office/word/2018/wordml" xmlns:w16sdtdh="http://schemas.microsoft.com/office/word/2020/wordml/sdtdatahash" xmlns:w16se="http://schemas.microsoft.com/office/word/2015/wordml/symex" xmlns:wpg="http://schemas.microsoft.com/office/word/2010/wordprocessingGroup" xmlns:wpi="http://schemas.microsoft.com/office/word/2010/wordprocessingInk" xmlns:wne="http://schemas.microsoft.com/office/word/2006/wordml" xmlns:wps="http://schemas.microsoft.com/office/word/2010/wordprocessingShape" mc:Ignorable="w14 w15 w16se w16cid w16 w16cex w16sdtdh wp14">
   <w:p>
     <w:pPr>
       <w:pBdr>
@@ -13971,7 +14146,7 @@
 </file>
 
 <file path=word/footer3.xml><?xml version="1.0" encoding="utf-8"?>
-<w:ftr xmlns:wpc="http://schemas.microsoft.com/office/word/2010/wordprocessingCanvas" xmlns:cx="http://schemas.microsoft.com/office/drawing/2014/chartex" xmlns:cx1="http://schemas.microsoft.com/office/drawing/2015/9/8/chartex" xmlns:cx2="http://schemas.microsoft.com/office/drawing/2015/10/21/chartex" xmlns:cx3="http://schemas.microsoft.com/office/drawing/2016/5/9/chartex" xmlns:cx4="http://schemas.microsoft.com/office/drawing/2016/5/10/chartex" xmlns:cx5="http://schemas.microsoft.com/office/drawing/2016/5/11/chartex" xmlns:cx6="http://schemas.microsoft.com/office/drawing/2016/5/12/chartex" xmlns:cx7="http://schemas.microsoft.com/office/drawing/2016/5/13/chartex" xmlns:cx8="http://schemas.microsoft.com/office/drawing/2016/5/14/chartex" xmlns:mc="http://schemas.openxmlformats.org/markup-compatibility/2006" xmlns:aink="http://schemas.microsoft.com/office/drawing/2016/ink" xmlns:am3d="http://schemas.microsoft.com/office/drawing/2017/model3d" xmlns:o="urn:schemas-microsoft-com:office:office" xmlns:r="http://schemas.openxmlformats.org/officeDocument/2006/relationships" xmlns:m="http://schemas.openxmlformats.org/officeDocument/2006/math" xmlns:v="urn:schemas-microsoft-com:vml" xmlns:wp14="http://schemas.microsoft.com/office/word/2010/wordprocessingDrawing" xmlns:wp="http://schemas.openxmlformats.org/drawingml/2006/wordprocessingDrawing" xmlns:w10="urn:schemas-microsoft-com:office:word" xmlns:w="http://schemas.openxmlformats.org/wordprocessingml/2006/main" xmlns:w14="http://schemas.microsoft.com/office/word/2010/wordml" xmlns:w15="http://schemas.microsoft.com/office/word/2012/wordml" xmlns:w16cex="http://schemas.microsoft.com/office/word/2018/wordml/cex" xmlns:w16cid="http://schemas.microsoft.com/office/word/2016/wordml/cid" xmlns:w16="http://schemas.microsoft.com/office/word/2018/wordml" xmlns:w16sdtdh="http://schemas.microsoft.com/office/word/2020/wordml/sdtdatahash" xmlns:w16se="http://schemas.microsoft.com/office/word/2015/wordml/symex" xmlns:wpg="http://schemas.microsoft.com/office/word/2010/wordprocessingGroup" xmlns:wpi="http://schemas.microsoft.com/office/word/2010/wordprocessingInk" xmlns:wne="http://schemas.microsoft.com/office/word/2006/wordml" xmlns:wps="http://schemas.microsoft.com/office/word/2010/wordprocessingShape" mc:Ignorable="w14 w15 w16se w16cid w16 w16cex w16sdtdh wp14">
+<w:ftr xmlns:wpc="http://schemas.microsoft.com/office/word/2010/wordprocessingCanvas" xmlns:cx="http://schemas.microsoft.com/office/drawing/2014/chartex" xmlns:cx1="http://schemas.microsoft.com/office/drawing/2015/9/8/chartex" xmlns:cx2="http://schemas.microsoft.com/office/drawing/2015/10/21/chartex" xmlns:cx3="http://schemas.microsoft.com/office/drawing/2016/5/9/chartex" xmlns:cx4="http://schemas.microsoft.com/office/drawing/2016/5/10/chartex" xmlns:cx5="http://schemas.microsoft.com/office/drawing/2016/5/11/chartex" xmlns:cx6="http://schemas.microsoft.com/office/drawing/2016/5/12/chartex" xmlns:cx7="http://schemas.microsoft.com/office/drawing/2016/5/13/chartex" xmlns:cx8="http://schemas.microsoft.com/office/drawing/2016/5/14/chartex" xmlns:mc="http://schemas.openxmlformats.org/markup-compatibility/2006" xmlns:aink="http://schemas.microsoft.com/office/drawing/2016/ink" xmlns:am3d="http://schemas.microsoft.com/office/drawing/2017/model3d" xmlns:o="urn:schemas-microsoft-com:office:office" xmlns:oel="http://schemas.microsoft.com/office/2019/extlst" xmlns:r="http://schemas.openxmlformats.org/officeDocument/2006/relationships" xmlns:m="http://schemas.openxmlformats.org/officeDocument/2006/math" xmlns:v="urn:schemas-microsoft-com:vml" xmlns:wp14="http://schemas.microsoft.com/office/word/2010/wordprocessingDrawing" xmlns:wp="http://schemas.openxmlformats.org/drawingml/2006/wordprocessingDrawing" xmlns:w10="urn:schemas-microsoft-com:office:word" xmlns:w="http://schemas.openxmlformats.org/wordprocessingml/2006/main" xmlns:w14="http://schemas.microsoft.com/office/word/2010/wordml" xmlns:w15="http://schemas.microsoft.com/office/word/2012/wordml" xmlns:w16cex="http://schemas.microsoft.com/office/word/2018/wordml/cex" xmlns:w16cid="http://schemas.microsoft.com/office/word/2016/wordml/cid" xmlns:w16="http://schemas.microsoft.com/office/word/2018/wordml" xmlns:w16sdtdh="http://schemas.microsoft.com/office/word/2020/wordml/sdtdatahash" xmlns:w16se="http://schemas.microsoft.com/office/word/2015/wordml/symex" xmlns:wpg="http://schemas.microsoft.com/office/word/2010/wordprocessingGroup" xmlns:wpi="http://schemas.microsoft.com/office/word/2010/wordprocessingInk" xmlns:wne="http://schemas.microsoft.com/office/word/2006/wordml" xmlns:wps="http://schemas.microsoft.com/office/word/2010/wordprocessingShape" mc:Ignorable="w14 w15 w16se w16cid w16 w16cex w16sdtdh wp14">
   <w:p>
     <w:pPr>
       <w:pBdr>
@@ -13995,7 +14170,7 @@
 </file>
 
 <file path=word/footnotes.xml><?xml version="1.0" encoding="utf-8"?>
-<w:footnotes xmlns:wpc="http://schemas.microsoft.com/office/word/2010/wordprocessingCanvas" xmlns:cx="http://schemas.microsoft.com/office/drawing/2014/chartex" xmlns:cx1="http://schemas.microsoft.com/office/drawing/2015/9/8/chartex" xmlns:cx2="http://schemas.microsoft.com/office/drawing/2015/10/21/chartex" xmlns:cx3="http://schemas.microsoft.com/office/drawing/2016/5/9/chartex" xmlns:cx4="http://schemas.microsoft.com/office/drawing/2016/5/10/chartex" xmlns:cx5="http://schemas.microsoft.com/office/drawing/2016/5/11/chartex" xmlns:cx6="http://schemas.microsoft.com/office/drawing/2016/5/12/chartex" xmlns:cx7="http://schemas.microsoft.com/office/drawing/2016/5/13/chartex" xmlns:cx8="http://schemas.microsoft.com/office/drawing/2016/5/14/chartex" xmlns:mc="http://schemas.openxmlformats.org/markup-compatibility/2006" xmlns:aink="http://schemas.microsoft.com/office/drawing/2016/ink" xmlns:am3d="http://schemas.microsoft.com/office/drawing/2017/model3d" xmlns:o="urn:schemas-microsoft-com:office:office" xmlns:r="http://schemas.openxmlformats.org/officeDocument/2006/relationships" xmlns:m="http://schemas.openxmlformats.org/officeDocument/2006/math" xmlns:v="urn:schemas-microsoft-com:vml" xmlns:wp14="http://schemas.microsoft.com/office/word/2010/wordprocessingDrawing" xmlns:wp="http://schemas.openxmlformats.org/drawingml/2006/wordprocessingDrawing" xmlns:w10="urn:schemas-microsoft-com:office:word" xmlns:w="http://schemas.openxmlformats.org/wordprocessingml/2006/main" xmlns:w14="http://schemas.microsoft.com/office/word/2010/wordml" xmlns:w15="http://schemas.microsoft.com/office/word/2012/wordml" xmlns:w16cex="http://schemas.microsoft.com/office/word/2018/wordml/cex" xmlns:w16cid="http://schemas.microsoft.com/office/word/2016/wordml/cid" xmlns:w16="http://schemas.microsoft.com/office/word/2018/wordml" xmlns:w16sdtdh="http://schemas.microsoft.com/office/word/2020/wordml/sdtdatahash" xmlns:w16se="http://schemas.microsoft.com/office/word/2015/wordml/symex" xmlns:wpg="http://schemas.microsoft.com/office/word/2010/wordprocessingGroup" xmlns:wpi="http://schemas.microsoft.com/office/word/2010/wordprocessingInk" xmlns:wne="http://schemas.microsoft.com/office/word/2006/wordml" xmlns:wps="http://schemas.microsoft.com/office/word/2010/wordprocessingShape" mc:Ignorable="w14 w15 w16se w16cid w16 w16cex w16sdtdh wp14">
+<w:footnotes xmlns:wpc="http://schemas.microsoft.com/office/word/2010/wordprocessingCanvas" xmlns:cx="http://schemas.microsoft.com/office/drawing/2014/chartex" xmlns:cx1="http://schemas.microsoft.com/office/drawing/2015/9/8/chartex" xmlns:cx2="http://schemas.microsoft.com/office/drawing/2015/10/21/chartex" xmlns:cx3="http://schemas.microsoft.com/office/drawing/2016/5/9/chartex" xmlns:cx4="http://schemas.microsoft.com/office/drawing/2016/5/10/chartex" xmlns:cx5="http://schemas.microsoft.com/office/drawing/2016/5/11/chartex" xmlns:cx6="http://schemas.microsoft.com/office/drawing/2016/5/12/chartex" xmlns:cx7="http://schemas.microsoft.com/office/drawing/2016/5/13/chartex" xmlns:cx8="http://schemas.microsoft.com/office/drawing/2016/5/14/chartex" xmlns:mc="http://schemas.openxmlformats.org/markup-compatibility/2006" xmlns:aink="http://schemas.microsoft.com/office/drawing/2016/ink" xmlns:am3d="http://schemas.microsoft.com/office/drawing/2017/model3d" xmlns:o="urn:schemas-microsoft-com:office:office" xmlns:oel="http://schemas.microsoft.com/office/2019/extlst" xmlns:r="http://schemas.openxmlformats.org/officeDocument/2006/relationships" xmlns:m="http://schemas.openxmlformats.org/officeDocument/2006/math" xmlns:v="urn:schemas-microsoft-com:vml" xmlns:wp14="http://schemas.microsoft.com/office/word/2010/wordprocessingDrawing" xmlns:wp="http://schemas.openxmlformats.org/drawingml/2006/wordprocessingDrawing" xmlns:w10="urn:schemas-microsoft-com:office:word" xmlns:w="http://schemas.openxmlformats.org/wordprocessingml/2006/main" xmlns:w14="http://schemas.microsoft.com/office/word/2010/wordml" xmlns:w15="http://schemas.microsoft.com/office/word/2012/wordml" xmlns:w16cex="http://schemas.microsoft.com/office/word/2018/wordml/cex" xmlns:w16cid="http://schemas.microsoft.com/office/word/2016/wordml/cid" xmlns:w16="http://schemas.microsoft.com/office/word/2018/wordml" xmlns:w16sdtdh="http://schemas.microsoft.com/office/word/2020/wordml/sdtdatahash" xmlns:w16se="http://schemas.microsoft.com/office/word/2015/wordml/symex" xmlns:wpg="http://schemas.microsoft.com/office/word/2010/wordprocessingGroup" xmlns:wpi="http://schemas.microsoft.com/office/word/2010/wordprocessingInk" xmlns:wne="http://schemas.microsoft.com/office/word/2006/wordml" xmlns:wps="http://schemas.microsoft.com/office/word/2010/wordprocessingShape" mc:Ignorable="w14 w15 w16se w16cid w16 w16cex w16sdtdh wp14">
   <w:footnote w:type="separator" w:id="-1">
     <w:p>
       <w:pPr>
@@ -14020,7 +14195,7 @@
 </file>
 
 <file path=word/header1.xml><?xml version="1.0" encoding="utf-8"?>
-<w:hdr xmlns:wpc="http://schemas.microsoft.com/office/word/2010/wordprocessingCanvas" xmlns:cx="http://schemas.microsoft.com/office/drawing/2014/chartex" xmlns:cx1="http://schemas.microsoft.com/office/drawing/2015/9/8/chartex" xmlns:cx2="http://schemas.microsoft.com/office/drawing/2015/10/21/chartex" xmlns:cx3="http://schemas.microsoft.com/office/drawing/2016/5/9/chartex" xmlns:cx4="http://schemas.microsoft.com/office/drawing/2016/5/10/chartex" xmlns:cx5="http://schemas.microsoft.com/office/drawing/2016/5/11/chartex" xmlns:cx6="http://schemas.microsoft.com/office/drawing/2016/5/12/chartex" xmlns:cx7="http://schemas.microsoft.com/office/drawing/2016/5/13/chartex" xmlns:cx8="http://schemas.microsoft.com/office/drawing/2016/5/14/chartex" xmlns:mc="http://schemas.openxmlformats.org/markup-compatibility/2006" xmlns:aink="http://schemas.microsoft.com/office/drawing/2016/ink" xmlns:am3d="http://schemas.microsoft.com/office/drawing/2017/model3d" xmlns:o="urn:schemas-microsoft-com:office:office" xmlns:r="http://schemas.openxmlformats.org/officeDocument/2006/relationships" xmlns:m="http://schemas.openxmlformats.org/officeDocument/2006/math" xmlns:v="urn:schemas-microsoft-com:vml" xmlns:wp14="http://schemas.microsoft.com/office/word/2010/wordprocessingDrawing" xmlns:wp="http://schemas.openxmlformats.org/drawingml/2006/wordprocessingDrawing" xmlns:w10="urn:schemas-microsoft-com:office:word" xmlns:w="http://schemas.openxmlformats.org/wordprocessingml/2006/main" xmlns:w14="http://schemas.microsoft.com/office/word/2010/wordml" xmlns:w15="http://schemas.microsoft.com/office/word/2012/wordml" xmlns:w16cex="http://schemas.microsoft.com/office/word/2018/wordml/cex" xmlns:w16cid="http://schemas.microsoft.com/office/word/2016/wordml/cid" xmlns:w16="http://schemas.microsoft.com/office/word/2018/wordml" xmlns:w16sdtdh="http://schemas.microsoft.com/office/word/2020/wordml/sdtdatahash" xmlns:w16se="http://schemas.microsoft.com/office/word/2015/wordml/symex" xmlns:wpg="http://schemas.microsoft.com/office/word/2010/wordprocessingGroup" xmlns:wpi="http://schemas.microsoft.com/office/word/2010/wordprocessingInk" xmlns:wne="http://schemas.microsoft.com/office/word/2006/wordml" xmlns:wps="http://schemas.microsoft.com/office/word/2010/wordprocessingShape" mc:Ignorable="w14 w15 w16se w16cid w16 w16cex w16sdtdh wp14">
+<w:hdr xmlns:wpc="http://schemas.microsoft.com/office/word/2010/wordprocessingCanvas" xmlns:cx="http://schemas.microsoft.com/office/drawing/2014/chartex" xmlns:cx1="http://schemas.microsoft.com/office/drawing/2015/9/8/chartex" xmlns:cx2="http://schemas.microsoft.com/office/drawing/2015/10/21/chartex" xmlns:cx3="http://schemas.microsoft.com/office/drawing/2016/5/9/chartex" xmlns:cx4="http://schemas.microsoft.com/office/drawing/2016/5/10/chartex" xmlns:cx5="http://schemas.microsoft.com/office/drawing/2016/5/11/chartex" xmlns:cx6="http://schemas.microsoft.com/office/drawing/2016/5/12/chartex" xmlns:cx7="http://schemas.microsoft.com/office/drawing/2016/5/13/chartex" xmlns:cx8="http://schemas.microsoft.com/office/drawing/2016/5/14/chartex" xmlns:mc="http://schemas.openxmlformats.org/markup-compatibility/2006" xmlns:aink="http://schemas.microsoft.com/office/drawing/2016/ink" xmlns:am3d="http://schemas.microsoft.com/office/drawing/2017/model3d" xmlns:o="urn:schemas-microsoft-com:office:office" xmlns:oel="http://schemas.microsoft.com/office/2019/extlst" xmlns:r="http://schemas.openxmlformats.org/officeDocument/2006/relationships" xmlns:m="http://schemas.openxmlformats.org/officeDocument/2006/math" xmlns:v="urn:schemas-microsoft-com:vml" xmlns:wp14="http://schemas.microsoft.com/office/word/2010/wordprocessingDrawing" xmlns:wp="http://schemas.openxmlformats.org/drawingml/2006/wordprocessingDrawing" xmlns:w10="urn:schemas-microsoft-com:office:word" xmlns:w="http://schemas.openxmlformats.org/wordprocessingml/2006/main" xmlns:w14="http://schemas.microsoft.com/office/word/2010/wordml" xmlns:w15="http://schemas.microsoft.com/office/word/2012/wordml" xmlns:w16cex="http://schemas.microsoft.com/office/word/2018/wordml/cex" xmlns:w16cid="http://schemas.microsoft.com/office/word/2016/wordml/cid" xmlns:w16="http://schemas.microsoft.com/office/word/2018/wordml" xmlns:w16sdtdh="http://schemas.microsoft.com/office/word/2020/wordml/sdtdatahash" xmlns:w16se="http://schemas.microsoft.com/office/word/2015/wordml/symex" xmlns:wpg="http://schemas.microsoft.com/office/word/2010/wordprocessingGroup" xmlns:wpi="http://schemas.microsoft.com/office/word/2010/wordprocessingInk" xmlns:wne="http://schemas.microsoft.com/office/word/2006/wordml" xmlns:wps="http://schemas.microsoft.com/office/word/2010/wordprocessingShape" mc:Ignorable="w14 w15 w16se w16cid w16 w16cex w16sdtdh wp14">
   <w:p>
     <w:pPr>
       <w:pBdr>
@@ -14044,7 +14219,7 @@
 </file>
 
 <file path=word/header2.xml><?xml version="1.0" encoding="utf-8"?>
-<w:hdr xmlns:wpc="http://schemas.microsoft.com/office/word/2010/wordprocessingCanvas" xmlns:cx="http://schemas.microsoft.com/office/drawing/2014/chartex" xmlns:cx1="http://schemas.microsoft.com/office/drawing/2015/9/8/chartex" xmlns:cx2="http://schemas.microsoft.com/office/drawing/2015/10/21/chartex" xmlns:cx3="http://schemas.microsoft.com/office/drawing/2016/5/9/chartex" xmlns:cx4="http://schemas.microsoft.com/office/drawing/2016/5/10/chartex" xmlns:cx5="http://schemas.microsoft.com/office/drawing/2016/5/11/chartex" xmlns:cx6="http://schemas.microsoft.com/office/drawing/2016/5/12/chartex" xmlns:cx7="http://schemas.microsoft.com/office/drawing/2016/5/13/chartex" xmlns:cx8="http://schemas.microsoft.com/office/drawing/2016/5/14/chartex" xmlns:mc="http://schemas.openxmlformats.org/markup-compatibility/2006" xmlns:aink="http://schemas.microsoft.com/office/drawing/2016/ink" xmlns:am3d="http://schemas.microsoft.com/office/drawing/2017/model3d" xmlns:o="urn:schemas-microsoft-com:office:office" xmlns:r="http://schemas.openxmlformats.org/officeDocument/2006/relationships" xmlns:m="http://schemas.openxmlformats.org/officeDocument/2006/math" xmlns:v="urn:schemas-microsoft-com:vml" xmlns:wp14="http://schemas.microsoft.com/office/word/2010/wordprocessingDrawing" xmlns:wp="http://schemas.openxmlformats.org/drawingml/2006/wordprocessingDrawing" xmlns:w10="urn:schemas-microsoft-com:office:word" xmlns:w="http://schemas.openxmlformats.org/wordprocessingml/2006/main" xmlns:w14="http://schemas.microsoft.com/office/word/2010/wordml" xmlns:w15="http://schemas.microsoft.com/office/word/2012/wordml" xmlns:w16cex="http://schemas.microsoft.com/office/word/2018/wordml/cex" xmlns:w16cid="http://schemas.microsoft.com/office/word/2016/wordml/cid" xmlns:w16="http://schemas.microsoft.com/office/word/2018/wordml" xmlns:w16sdtdh="http://schemas.microsoft.com/office/word/2020/wordml/sdtdatahash" xmlns:w16se="http://schemas.microsoft.com/office/word/2015/wordml/symex" xmlns:wpg="http://schemas.microsoft.com/office/word/2010/wordprocessingGroup" xmlns:wpi="http://schemas.microsoft.com/office/word/2010/wordprocessingInk" xmlns:wne="http://schemas.microsoft.com/office/word/2006/wordml" xmlns:wps="http://schemas.microsoft.com/office/word/2010/wordprocessingShape" mc:Ignorable="w14 w15 w16se w16cid w16 w16cex w16sdtdh wp14">
+<w:hdr xmlns:wpc="http://schemas.microsoft.com/office/word/2010/wordprocessingCanvas" xmlns:cx="http://schemas.microsoft.com/office/drawing/2014/chartex" xmlns:cx1="http://schemas.microsoft.com/office/drawing/2015/9/8/chartex" xmlns:cx2="http://schemas.microsoft.com/office/drawing/2015/10/21/chartex" xmlns:cx3="http://schemas.microsoft.com/office/drawing/2016/5/9/chartex" xmlns:cx4="http://schemas.microsoft.com/office/drawing/2016/5/10/chartex" xmlns:cx5="http://schemas.microsoft.com/office/drawing/2016/5/11/chartex" xmlns:cx6="http://schemas.microsoft.com/office/drawing/2016/5/12/chartex" xmlns:cx7="http://schemas.microsoft.com/office/drawing/2016/5/13/chartex" xmlns:cx8="http://schemas.microsoft.com/office/drawing/2016/5/14/chartex" xmlns:mc="http://schemas.openxmlformats.org/markup-compatibility/2006" xmlns:aink="http://schemas.microsoft.com/office/drawing/2016/ink" xmlns:am3d="http://schemas.microsoft.com/office/drawing/2017/model3d" xmlns:o="urn:schemas-microsoft-com:office:office" xmlns:oel="http://schemas.microsoft.com/office/2019/extlst" xmlns:r="http://schemas.openxmlformats.org/officeDocument/2006/relationships" xmlns:m="http://schemas.openxmlformats.org/officeDocument/2006/math" xmlns:v="urn:schemas-microsoft-com:vml" xmlns:wp14="http://schemas.microsoft.com/office/word/2010/wordprocessingDrawing" xmlns:wp="http://schemas.openxmlformats.org/drawingml/2006/wordprocessingDrawing" xmlns:w10="urn:schemas-microsoft-com:office:word" xmlns:w="http://schemas.openxmlformats.org/wordprocessingml/2006/main" xmlns:w14="http://schemas.microsoft.com/office/word/2010/wordml" xmlns:w15="http://schemas.microsoft.com/office/word/2012/wordml" xmlns:w16cex="http://schemas.microsoft.com/office/word/2018/wordml/cex" xmlns:w16cid="http://schemas.microsoft.com/office/word/2016/wordml/cid" xmlns:w16="http://schemas.microsoft.com/office/word/2018/wordml" xmlns:w16sdtdh="http://schemas.microsoft.com/office/word/2020/wordml/sdtdatahash" xmlns:w16se="http://schemas.microsoft.com/office/word/2015/wordml/symex" xmlns:wpg="http://schemas.microsoft.com/office/word/2010/wordprocessingGroup" xmlns:wpi="http://schemas.microsoft.com/office/word/2010/wordprocessingInk" xmlns:wne="http://schemas.microsoft.com/office/word/2006/wordml" xmlns:wps="http://schemas.microsoft.com/office/word/2010/wordprocessingShape" mc:Ignorable="w14 w15 w16se w16cid w16 w16cex w16sdtdh wp14">
   <w:p>
     <w:pPr>
       <w:widowControl w:val="0"/>
@@ -14193,7 +14368,7 @@
 </file>
 
 <file path=word/header3.xml><?xml version="1.0" encoding="utf-8"?>
-<w:hdr xmlns:wpc="http://schemas.microsoft.com/office/word/2010/wordprocessingCanvas" xmlns:cx="http://schemas.microsoft.com/office/drawing/2014/chartex" xmlns:cx1="http://schemas.microsoft.com/office/drawing/2015/9/8/chartex" xmlns:cx2="http://schemas.microsoft.com/office/drawing/2015/10/21/chartex" xmlns:cx3="http://schemas.microsoft.com/office/drawing/2016/5/9/chartex" xmlns:cx4="http://schemas.microsoft.com/office/drawing/2016/5/10/chartex" xmlns:cx5="http://schemas.microsoft.com/office/drawing/2016/5/11/chartex" xmlns:cx6="http://schemas.microsoft.com/office/drawing/2016/5/12/chartex" xmlns:cx7="http://schemas.microsoft.com/office/drawing/2016/5/13/chartex" xmlns:cx8="http://schemas.microsoft.com/office/drawing/2016/5/14/chartex" xmlns:mc="http://schemas.openxmlformats.org/markup-compatibility/2006" xmlns:aink="http://schemas.microsoft.com/office/drawing/2016/ink" xmlns:am3d="http://schemas.microsoft.com/office/drawing/2017/model3d" xmlns:o="urn:schemas-microsoft-com:office:office" xmlns:r="http://schemas.openxmlformats.org/officeDocument/2006/relationships" xmlns:m="http://schemas.openxmlformats.org/officeDocument/2006/math" xmlns:v="urn:schemas-microsoft-com:vml" xmlns:wp14="http://schemas.microsoft.com/office/word/2010/wordprocessingDrawing" xmlns:wp="http://schemas.openxmlformats.org/drawingml/2006/wordprocessingDrawing" xmlns:w10="urn:schemas-microsoft-com:office:word" xmlns:w="http://schemas.openxmlformats.org/wordprocessingml/2006/main" xmlns:w14="http://schemas.microsoft.com/office/word/2010/wordml" xmlns:w15="http://schemas.microsoft.com/office/word/2012/wordml" xmlns:w16cex="http://schemas.microsoft.com/office/word/2018/wordml/cex" xmlns:w16cid="http://schemas.microsoft.com/office/word/2016/wordml/cid" xmlns:w16="http://schemas.microsoft.com/office/word/2018/wordml" xmlns:w16sdtdh="http://schemas.microsoft.com/office/word/2020/wordml/sdtdatahash" xmlns:w16se="http://schemas.microsoft.com/office/word/2015/wordml/symex" xmlns:wpg="http://schemas.microsoft.com/office/word/2010/wordprocessingGroup" xmlns:wpi="http://schemas.microsoft.com/office/word/2010/wordprocessingInk" xmlns:wne="http://schemas.microsoft.com/office/word/2006/wordml" xmlns:wps="http://schemas.microsoft.com/office/word/2010/wordprocessingShape" mc:Ignorable="w14 w15 w16se w16cid w16 w16cex w16sdtdh wp14">
+<w:hdr xmlns:wpc="http://schemas.microsoft.com/office/word/2010/wordprocessingCanvas" xmlns:cx="http://schemas.microsoft.com/office/drawing/2014/chartex" xmlns:cx1="http://schemas.microsoft.com/office/drawing/2015/9/8/chartex" xmlns:cx2="http://schemas.microsoft.com/office/drawing/2015/10/21/chartex" xmlns:cx3="http://schemas.microsoft.com/office/drawing/2016/5/9/chartex" xmlns:cx4="http://schemas.microsoft.com/office/drawing/2016/5/10/chartex" xmlns:cx5="http://schemas.microsoft.com/office/drawing/2016/5/11/chartex" xmlns:cx6="http://schemas.microsoft.com/office/drawing/2016/5/12/chartex" xmlns:cx7="http://schemas.microsoft.com/office/drawing/2016/5/13/chartex" xmlns:cx8="http://schemas.microsoft.com/office/drawing/2016/5/14/chartex" xmlns:mc="http://schemas.openxmlformats.org/markup-compatibility/2006" xmlns:aink="http://schemas.microsoft.com/office/drawing/2016/ink" xmlns:am3d="http://schemas.microsoft.com/office/drawing/2017/model3d" xmlns:o="urn:schemas-microsoft-com:office:office" xmlns:oel="http://schemas.microsoft.com/office/2019/extlst" xmlns:r="http://schemas.openxmlformats.org/officeDocument/2006/relationships" xmlns:m="http://schemas.openxmlformats.org/officeDocument/2006/math" xmlns:v="urn:schemas-microsoft-com:vml" xmlns:wp14="http://schemas.microsoft.com/office/word/2010/wordprocessingDrawing" xmlns:wp="http://schemas.openxmlformats.org/drawingml/2006/wordprocessingDrawing" xmlns:w10="urn:schemas-microsoft-com:office:word" xmlns:w="http://schemas.openxmlformats.org/wordprocessingml/2006/main" xmlns:w14="http://schemas.microsoft.com/office/word/2010/wordml" xmlns:w15="http://schemas.microsoft.com/office/word/2012/wordml" xmlns:w16cex="http://schemas.microsoft.com/office/word/2018/wordml/cex" xmlns:w16cid="http://schemas.microsoft.com/office/word/2016/wordml/cid" xmlns:w16="http://schemas.microsoft.com/office/word/2018/wordml" xmlns:w16sdtdh="http://schemas.microsoft.com/office/word/2020/wordml/sdtdatahash" xmlns:w16se="http://schemas.microsoft.com/office/word/2015/wordml/symex" xmlns:wpg="http://schemas.microsoft.com/office/word/2010/wordprocessingGroup" xmlns:wpi="http://schemas.microsoft.com/office/word/2010/wordprocessingInk" xmlns:wne="http://schemas.microsoft.com/office/word/2006/wordml" xmlns:wps="http://schemas.microsoft.com/office/word/2010/wordprocessingShape" mc:Ignorable="w14 w15 w16se w16cid w16 w16cex w16sdtdh wp14">
   <w:p>
     <w:pPr>
       <w:pBdr>
@@ -14217,7 +14392,7 @@
 </file>
 
 <file path=word/numbering.xml><?xml version="1.0" encoding="utf-8"?>
-<w:numbering xmlns:wpc="http://schemas.microsoft.com/office/word/2010/wordprocessingCanvas" xmlns:cx="http://schemas.microsoft.com/office/drawing/2014/chartex" xmlns:cx1="http://schemas.microsoft.com/office/drawing/2015/9/8/chartex" xmlns:cx2="http://schemas.microsoft.com/office/drawing/2015/10/21/chartex" xmlns:cx3="http://schemas.microsoft.com/office/drawing/2016/5/9/chartex" xmlns:cx4="http://schemas.microsoft.com/office/drawing/2016/5/10/chartex" xmlns:cx5="http://schemas.microsoft.com/office/drawing/2016/5/11/chartex" xmlns:cx6="http://schemas.microsoft.com/office/drawing/2016/5/12/chartex" xmlns:cx7="http://schemas.microsoft.com/office/drawing/2016/5/13/chartex" xmlns:cx8="http://schemas.microsoft.com/office/drawing/2016/5/14/chartex" xmlns:mc="http://schemas.openxmlformats.org/markup-compatibility/2006" xmlns:aink="http://schemas.microsoft.com/office/drawing/2016/ink" xmlns:am3d="http://schemas.microsoft.com/office/drawing/2017/model3d" xmlns:o="urn:schemas-microsoft-com:office:office" xmlns:r="http://schemas.openxmlformats.org/officeDocument/2006/relationships" xmlns:m="http://schemas.openxmlformats.org/officeDocument/2006/math" xmlns:v="urn:schemas-microsoft-com:vml" xmlns:wp14="http://schemas.microsoft.com/office/word/2010/wordprocessingDrawing" xmlns:wp="http://schemas.openxmlformats.org/drawingml/2006/wordprocessingDrawing" xmlns:w10="urn:schemas-microsoft-com:office:word" xmlns:w="http://schemas.openxmlformats.org/wordprocessingml/2006/main" xmlns:w14="http://schemas.microsoft.com/office/word/2010/wordml" xmlns:w15="http://schemas.microsoft.com/office/word/2012/wordml" xmlns:w16cex="http://schemas.microsoft.com/office/word/2018/wordml/cex" xmlns:w16cid="http://schemas.microsoft.com/office/word/2016/wordml/cid" xmlns:w16="http://schemas.microsoft.com/office/word/2018/wordml" xmlns:w16sdtdh="http://schemas.microsoft.com/office/word/2020/wordml/sdtdatahash" xmlns:w16se="http://schemas.microsoft.com/office/word/2015/wordml/symex" xmlns:wpg="http://schemas.microsoft.com/office/word/2010/wordprocessingGroup" xmlns:wpi="http://schemas.microsoft.com/office/word/2010/wordprocessingInk" xmlns:wne="http://schemas.microsoft.com/office/word/2006/wordml" xmlns:wps="http://schemas.microsoft.com/office/word/2010/wordprocessingShape" mc:Ignorable="w14 w15 w16se w16cid w16 w16cex w16sdtdh wp14">
+<w:numbering xmlns:wpc="http://schemas.microsoft.com/office/word/2010/wordprocessingCanvas" xmlns:cx="http://schemas.microsoft.com/office/drawing/2014/chartex" xmlns:cx1="http://schemas.microsoft.com/office/drawing/2015/9/8/chartex" xmlns:cx2="http://schemas.microsoft.com/office/drawing/2015/10/21/chartex" xmlns:cx3="http://schemas.microsoft.com/office/drawing/2016/5/9/chartex" xmlns:cx4="http://schemas.microsoft.com/office/drawing/2016/5/10/chartex" xmlns:cx5="http://schemas.microsoft.com/office/drawing/2016/5/11/chartex" xmlns:cx6="http://schemas.microsoft.com/office/drawing/2016/5/12/chartex" xmlns:cx7="http://schemas.microsoft.com/office/drawing/2016/5/13/chartex" xmlns:cx8="http://schemas.microsoft.com/office/drawing/2016/5/14/chartex" xmlns:mc="http://schemas.openxmlformats.org/markup-compatibility/2006" xmlns:aink="http://schemas.microsoft.com/office/drawing/2016/ink" xmlns:am3d="http://schemas.microsoft.com/office/drawing/2017/model3d" xmlns:o="urn:schemas-microsoft-com:office:office" xmlns:oel="http://schemas.microsoft.com/office/2019/extlst" xmlns:r="http://schemas.openxmlformats.org/officeDocument/2006/relationships" xmlns:m="http://schemas.openxmlformats.org/officeDocument/2006/math" xmlns:v="urn:schemas-microsoft-com:vml" xmlns:wp14="http://schemas.microsoft.com/office/word/2010/wordprocessingDrawing" xmlns:wp="http://schemas.openxmlformats.org/drawingml/2006/wordprocessingDrawing" xmlns:w10="urn:schemas-microsoft-com:office:word" xmlns:w="http://schemas.openxmlformats.org/wordprocessingml/2006/main" xmlns:w14="http://schemas.microsoft.com/office/word/2010/wordml" xmlns:w15="http://schemas.microsoft.com/office/word/2012/wordml" xmlns:w16cex="http://schemas.microsoft.com/office/word/2018/wordml/cex" xmlns:w16cid="http://schemas.microsoft.com/office/word/2016/wordml/cid" xmlns:w16="http://schemas.microsoft.com/office/word/2018/wordml" xmlns:w16sdtdh="http://schemas.microsoft.com/office/word/2020/wordml/sdtdatahash" xmlns:w16se="http://schemas.microsoft.com/office/word/2015/wordml/symex" xmlns:wpg="http://schemas.microsoft.com/office/word/2010/wordprocessingGroup" xmlns:wpi="http://schemas.microsoft.com/office/word/2010/wordprocessingInk" xmlns:wne="http://schemas.microsoft.com/office/word/2006/wordml" xmlns:wps="http://schemas.microsoft.com/office/word/2010/wordprocessingShape" mc:Ignorable="w14 w15 w16se w16cid w16 w16cex w16sdtdh wp14">
   <w:abstractNum w:abstractNumId="0" w15:restartNumberingAfterBreak="0">
     <w:nsid w:val="0026657F"/>
     <w:multiLevelType w:val="hybridMultilevel"/>
@@ -18276,130 +18451,130 @@
       </w:pPr>
     </w:lvl>
   </w:abstractNum>
-  <w:num w:numId="1">
+  <w:num w:numId="1" w16cid:durableId="30615578">
     <w:abstractNumId w:val="21"/>
   </w:num>
-  <w:num w:numId="2">
+  <w:num w:numId="2" w16cid:durableId="1275332550">
     <w:abstractNumId w:val="23"/>
   </w:num>
-  <w:num w:numId="3">
+  <w:num w:numId="3" w16cid:durableId="312953507">
     <w:abstractNumId w:val="31"/>
   </w:num>
-  <w:num w:numId="4">
+  <w:num w:numId="4" w16cid:durableId="16198577">
     <w:abstractNumId w:val="20"/>
   </w:num>
-  <w:num w:numId="5">
+  <w:num w:numId="5" w16cid:durableId="1812943749">
     <w:abstractNumId w:val="27"/>
   </w:num>
-  <w:num w:numId="6">
+  <w:num w:numId="6" w16cid:durableId="2053646357">
     <w:abstractNumId w:val="39"/>
   </w:num>
-  <w:num w:numId="7">
+  <w:num w:numId="7" w16cid:durableId="1746537549">
     <w:abstractNumId w:val="5"/>
   </w:num>
-  <w:num w:numId="8">
+  <w:num w:numId="8" w16cid:durableId="1374422013">
     <w:abstractNumId w:val="19"/>
   </w:num>
-  <w:num w:numId="9">
+  <w:num w:numId="9" w16cid:durableId="1277785078">
     <w:abstractNumId w:val="3"/>
   </w:num>
-  <w:num w:numId="10">
+  <w:num w:numId="10" w16cid:durableId="2138716317">
     <w:abstractNumId w:val="11"/>
   </w:num>
-  <w:num w:numId="11">
+  <w:num w:numId="11" w16cid:durableId="1510363929">
     <w:abstractNumId w:val="2"/>
   </w:num>
-  <w:num w:numId="12">
+  <w:num w:numId="12" w16cid:durableId="171065781">
     <w:abstractNumId w:val="32"/>
   </w:num>
-  <w:num w:numId="13">
+  <w:num w:numId="13" w16cid:durableId="1225526441">
     <w:abstractNumId w:val="35"/>
   </w:num>
-  <w:num w:numId="14">
+  <w:num w:numId="14" w16cid:durableId="446319677">
     <w:abstractNumId w:val="37"/>
   </w:num>
-  <w:num w:numId="15">
+  <w:num w:numId="15" w16cid:durableId="1961104125">
     <w:abstractNumId w:val="10"/>
   </w:num>
-  <w:num w:numId="16">
+  <w:num w:numId="16" w16cid:durableId="979766866">
     <w:abstractNumId w:val="17"/>
   </w:num>
-  <w:num w:numId="17">
+  <w:num w:numId="17" w16cid:durableId="466439249">
     <w:abstractNumId w:val="25"/>
   </w:num>
-  <w:num w:numId="18">
+  <w:num w:numId="18" w16cid:durableId="1485705402">
     <w:abstractNumId w:val="33"/>
   </w:num>
-  <w:num w:numId="19">
+  <w:num w:numId="19" w16cid:durableId="22247486">
     <w:abstractNumId w:val="9"/>
   </w:num>
-  <w:num w:numId="20">
+  <w:num w:numId="20" w16cid:durableId="475538273">
     <w:abstractNumId w:val="28"/>
   </w:num>
-  <w:num w:numId="21">
+  <w:num w:numId="21" w16cid:durableId="564148134">
     <w:abstractNumId w:val="24"/>
   </w:num>
-  <w:num w:numId="22">
+  <w:num w:numId="22" w16cid:durableId="496268679">
     <w:abstractNumId w:val="18"/>
   </w:num>
-  <w:num w:numId="23">
+  <w:num w:numId="23" w16cid:durableId="1091583751">
     <w:abstractNumId w:val="36"/>
   </w:num>
-  <w:num w:numId="24">
+  <w:num w:numId="24" w16cid:durableId="657995943">
     <w:abstractNumId w:val="15"/>
   </w:num>
-  <w:num w:numId="25">
+  <w:num w:numId="25" w16cid:durableId="1276979824">
     <w:abstractNumId w:val="38"/>
   </w:num>
-  <w:num w:numId="26">
+  <w:num w:numId="26" w16cid:durableId="1990354398">
     <w:abstractNumId w:val="4"/>
   </w:num>
-  <w:num w:numId="27">
+  <w:num w:numId="27" w16cid:durableId="1373460307">
     <w:abstractNumId w:val="34"/>
   </w:num>
-  <w:num w:numId="28">
+  <w:num w:numId="28" w16cid:durableId="281035639">
     <w:abstractNumId w:val="0"/>
   </w:num>
-  <w:num w:numId="29">
+  <w:num w:numId="29" w16cid:durableId="326711382">
     <w:abstractNumId w:val="41"/>
   </w:num>
-  <w:num w:numId="30">
+  <w:num w:numId="30" w16cid:durableId="1769882040">
     <w:abstractNumId w:val="1"/>
   </w:num>
-  <w:num w:numId="31">
+  <w:num w:numId="31" w16cid:durableId="567884255">
     <w:abstractNumId w:val="14"/>
   </w:num>
-  <w:num w:numId="32">
+  <w:num w:numId="32" w16cid:durableId="816923537">
     <w:abstractNumId w:val="6"/>
   </w:num>
-  <w:num w:numId="33">
+  <w:num w:numId="33" w16cid:durableId="2107380895">
     <w:abstractNumId w:val="30"/>
   </w:num>
-  <w:num w:numId="34">
+  <w:num w:numId="34" w16cid:durableId="1926650694">
     <w:abstractNumId w:val="26"/>
   </w:num>
-  <w:num w:numId="35">
+  <w:num w:numId="35" w16cid:durableId="2132240656">
     <w:abstractNumId w:val="40"/>
   </w:num>
-  <w:num w:numId="36">
+  <w:num w:numId="36" w16cid:durableId="1322856393">
     <w:abstractNumId w:val="16"/>
   </w:num>
-  <w:num w:numId="37">
+  <w:num w:numId="37" w16cid:durableId="1038164052">
     <w:abstractNumId w:val="8"/>
   </w:num>
-  <w:num w:numId="38">
+  <w:num w:numId="38" w16cid:durableId="736363360">
     <w:abstractNumId w:val="13"/>
   </w:num>
-  <w:num w:numId="39">
+  <w:num w:numId="39" w16cid:durableId="1992564754">
     <w:abstractNumId w:val="12"/>
   </w:num>
-  <w:num w:numId="40">
+  <w:num w:numId="40" w16cid:durableId="507525789">
     <w:abstractNumId w:val="7"/>
   </w:num>
-  <w:num w:numId="41">
+  <w:num w:numId="41" w16cid:durableId="497117429">
     <w:abstractNumId w:val="29"/>
   </w:num>
-  <w:num w:numId="42">
+  <w:num w:numId="42" w16cid:durableId="330380094">
     <w:abstractNumId w:val="22"/>
   </w:num>
 </w:numbering>
